--- a/Docs/SecurityDocs/SD24-Interest Agreement (For MCLR loans).docx
+++ b/Docs/SecurityDocs/SD24-Interest Agreement (For MCLR loans).docx
@@ -1,6 +1,6 @@
 
 <file path=word/document.xml><?xml version="1.0" encoding="utf-8"?>
-<w:document xmlns:wpc="http://schemas.microsoft.com/office/word/2010/wordprocessingCanvas" xmlns:cx="http://schemas.microsoft.com/office/drawing/2014/chartex" xmlns:cx1="http://schemas.microsoft.com/office/drawing/2015/9/8/chartex" xmlns:cx2="http://schemas.microsoft.com/office/drawing/2015/10/21/chartex" xmlns:cx3="http://schemas.microsoft.com/office/drawing/2016/5/9/chartex" xmlns:cx4="http://schemas.microsoft.com/office/drawing/2016/5/10/chartex" xmlns:cx5="http://schemas.microsoft.com/office/drawing/2016/5/11/chartex" xmlns:cx6="http://schemas.microsoft.com/office/drawing/2016/5/12/chartex" xmlns:cx7="http://schemas.microsoft.com/office/drawing/2016/5/13/chartex" xmlns:cx8="http://schemas.microsoft.com/office/drawing/2016/5/14/chartex" xmlns:mc="http://schemas.openxmlformats.org/markup-compatibility/2006" xmlns:aink="http://schemas.microsoft.com/office/drawing/2016/ink" xmlns:am3d="http://schemas.microsoft.com/office/drawing/2017/model3d" xmlns:o="urn:schemas-microsoft-com:office:office" xmlns:oel="http://schemas.microsoft.com/office/2019/extlst" xmlns:r="http://schemas.openxmlformats.org/officeDocument/2006/relationships" xmlns:m="http://schemas.openxmlformats.org/officeDocument/2006/math" xmlns:v="urn:schemas-microsoft-com:vml" xmlns:wp14="http://schemas.microsoft.com/office/word/2010/wordprocessingDrawing" xmlns:wp="http://schemas.openxmlformats.org/drawingml/2006/wordprocessingDrawing" xmlns:w10="urn:schemas-microsoft-com:office:word" xmlns:w="http://schemas.openxmlformats.org/wordprocessingml/2006/main" xmlns:w14="http://schemas.microsoft.com/office/word/2010/wordml" xmlns:w15="http://schemas.microsoft.com/office/word/2012/wordml" xmlns:w16cei="http://schemas.microsoft.com/office/word/2026/wordml/cei" xmlns:w16cex="http://schemas.microsoft.com/office/word/2018/wordml/cex" xmlns:w16cid="http://schemas.microsoft.com/office/word/2016/wordml/cid" xmlns:w16="http://schemas.microsoft.com/office/word/2018/wordml" xmlns:w16du="http://schemas.microsoft.com/office/word/2023/wordml/word16du" xmlns:w16sdtdh="http://schemas.microsoft.com/office/word/2020/wordml/sdtdatahash" xmlns:w16sdtfl="http://schemas.microsoft.com/office/word/2024/wordml/sdtformatlock" xmlns:w16se="http://schemas.microsoft.com/office/word/2015/wordml/symex" xmlns:wpg="http://schemas.microsoft.com/office/word/2010/wordprocessingGroup" xmlns:wpi="http://schemas.microsoft.com/office/word/2010/wordprocessingInk" xmlns:wne="http://schemas.microsoft.com/office/word/2006/wordml" xmlns:wps="http://schemas.microsoft.com/office/word/2010/wordprocessingShape" mc:Ignorable="w14 w15 w16se w16cid w16 w16cex w16sdtdh w16sdtfl w16du wp14">
+<w:document xmlns:wpc="http://schemas.microsoft.com/office/word/2010/wordprocessingCanvas" xmlns:cx="http://schemas.microsoft.com/office/drawing/2014/chartex" xmlns:cx1="http://schemas.microsoft.com/office/drawing/2015/9/8/chartex" xmlns:cx2="http://schemas.microsoft.com/office/drawing/2015/10/21/chartex" xmlns:cx3="http://schemas.microsoft.com/office/drawing/2016/5/9/chartex" xmlns:cx4="http://schemas.microsoft.com/office/drawing/2016/5/10/chartex" xmlns:cx5="http://schemas.microsoft.com/office/drawing/2016/5/11/chartex" xmlns:cx6="http://schemas.microsoft.com/office/drawing/2016/5/12/chartex" xmlns:cx7="http://schemas.microsoft.com/office/drawing/2016/5/13/chartex" xmlns:cx8="http://schemas.microsoft.com/office/drawing/2016/5/14/chartex" xmlns:mc="http://schemas.openxmlformats.org/markup-compatibility/2006" xmlns:aink="http://schemas.microsoft.com/office/drawing/2016/ink" xmlns:am3d="http://schemas.microsoft.com/office/drawing/2017/model3d" xmlns:o="urn:schemas-microsoft-com:office:office" xmlns:oel="http://schemas.microsoft.com/office/2019/extlst" xmlns:r="http://schemas.openxmlformats.org/officeDocument/2006/relationships" xmlns:m="http://schemas.openxmlformats.org/officeDocument/2006/math" xmlns:v="urn:schemas-microsoft-com:vml" xmlns:wp14="http://schemas.microsoft.com/office/word/2010/wordprocessingDrawing" xmlns:wp="http://schemas.openxmlformats.org/drawingml/2006/wordprocessingDrawing" xmlns:w10="urn:schemas-microsoft-com:office:word" xmlns:w="http://schemas.openxmlformats.org/wordprocessingml/2006/main" xmlns:w14="http://schemas.microsoft.com/office/word/2010/wordml" xmlns:w15="http://schemas.microsoft.com/office/word/2012/wordml" xmlns:w16cex="http://schemas.microsoft.com/office/word/2018/wordml/cex" xmlns:w16cid="http://schemas.microsoft.com/office/word/2016/wordml/cid" xmlns:w16="http://schemas.microsoft.com/office/word/2018/wordml" xmlns:w16du="http://schemas.microsoft.com/office/word/2023/wordml/word16du" xmlns:w16sdtdh="http://schemas.microsoft.com/office/word/2020/wordml/sdtdatahash" xmlns:w16sdtfl="http://schemas.microsoft.com/office/word/2024/wordml/sdtformatlock" xmlns:w16se="http://schemas.microsoft.com/office/word/2015/wordml/symex" xmlns:wpg="http://schemas.microsoft.com/office/word/2010/wordprocessingGroup" xmlns:wpi="http://schemas.microsoft.com/office/word/2010/wordprocessingInk" xmlns:wne="http://schemas.microsoft.com/office/word/2006/wordml" xmlns:wps="http://schemas.microsoft.com/office/word/2010/wordprocessingShape" mc:Ignorable="w14 w15 w16se w16cid w16 w16cex w16sdtdh w16sdtfl w16du wp14">
   <w:body>
     <w:p>
       <w:pPr>
@@ -55,7 +55,17 @@
         <w:jc w:val="right"/>
       </w:pPr>
       <w:r>
-        <w:t xml:space="preserve">Date: {{DATE}} </w:t>
+        <w:t xml:space="preserve">Date: </w:t>
+      </w:r>
+      <w:r>
+        <w:rPr>
+          <w:b/>
+          <w:bCs/>
+        </w:rPr>
+        <w:t>{{DATE}}</w:t>
+      </w:r>
+      <w:r>
+        <w:t xml:space="preserve"> </w:t>
       </w:r>
     </w:p>
     <w:p>
@@ -70,7 +80,14 @@
     </w:p>
     <w:p>
       <w:r>
-        <w:t xml:space="preserve">{{BRANCH_NAME}} Branch </w:t>
+        <w:rPr>
+          <w:b/>
+          <w:bCs/>
+        </w:rPr>
+        <w:t>{{BRANCH_NAME}}</w:t>
+      </w:r>
+      <w:r>
+        <w:t xml:space="preserve"> Branch </w:t>
       </w:r>
     </w:p>
     <w:p>
@@ -309,10 +326,10 @@
         <w:tblLook w:val="04A0" w:firstRow="1" w:lastRow="0" w:firstColumn="1" w:lastColumn="0" w:noHBand="0" w:noVBand="1"/>
       </w:tblPr>
       <w:tblGrid>
-        <w:gridCol w:w="609"/>
-        <w:gridCol w:w="2059"/>
-        <w:gridCol w:w="1611"/>
-        <w:gridCol w:w="2177"/>
+        <w:gridCol w:w="603"/>
+        <w:gridCol w:w="2064"/>
+        <w:gridCol w:w="1617"/>
+        <w:gridCol w:w="2172"/>
         <w:gridCol w:w="2554"/>
       </w:tblGrid>
       <w:tr>
@@ -484,7 +501,17 @@
             <w:hideMark/>
           </w:tcPr>
           <w:p>
-            <w:r>
+            <w:pPr>
+              <w:rPr>
+                <w:b/>
+                <w:bCs/>
+              </w:rPr>
+            </w:pPr>
+            <w:r>
+              <w:rPr>
+                <w:b/>
+                <w:bCs/>
+              </w:rPr>
               <w:t>1</w:t>
             </w:r>
           </w:p>
@@ -508,7 +535,17 @@
             <w:hideMark/>
           </w:tcPr>
           <w:p>
-            <w:r>
+            <w:pPr>
+              <w:rPr>
+                <w:b/>
+                <w:bCs/>
+              </w:rPr>
+            </w:pPr>
+            <w:r>
+              <w:rPr>
+                <w:b/>
+                <w:bCs/>
+              </w:rPr>
               <w:t>{{CREDIT_LIMIT_NATURE_1}}</w:t>
             </w:r>
           </w:p>
@@ -532,7 +569,17 @@
             <w:hideMark/>
           </w:tcPr>
           <w:p>
-            <w:r>
+            <w:pPr>
+              <w:rPr>
+                <w:b/>
+                <w:bCs/>
+              </w:rPr>
+            </w:pPr>
+            <w:r>
+              <w:rPr>
+                <w:b/>
+                <w:bCs/>
+              </w:rPr>
               <w:t>{{LIMIT_AMOUNT_1}}</w:t>
             </w:r>
           </w:p>
@@ -556,7 +603,17 @@
             <w:hideMark/>
           </w:tcPr>
           <w:p>
-            <w:r>
+            <w:pPr>
+              <w:rPr>
+                <w:b/>
+                <w:bCs/>
+              </w:rPr>
+            </w:pPr>
+            <w:r>
+              <w:rPr>
+                <w:b/>
+                <w:bCs/>
+              </w:rPr>
               <w:t>{{OUTSTANDING_AMOUNT_1}}</w:t>
             </w:r>
           </w:p>
@@ -580,7 +637,17 @@
             <w:hideMark/>
           </w:tcPr>
           <w:p>
-            <w:r>
+            <w:pPr>
+              <w:rPr>
+                <w:b/>
+                <w:bCs/>
+              </w:rPr>
+            </w:pPr>
+            <w:r>
+              <w:rPr>
+                <w:b/>
+                <w:bCs/>
+              </w:rPr>
               <w:t>{{REVISED_MCLR_PLUS_SPREAD_1}}</w:t>
             </w:r>
           </w:p>
@@ -601,7 +668,6 @@
           <w:b/>
           <w:bCs/>
         </w:rPr>
-        <w:lastRenderedPageBreak/>
         <w:t xml:space="preserve">B. </w:t>
       </w:r>
       <w:proofErr w:type="gramStart"/>
@@ -634,12 +700,12 @@
         <w:tblLook w:val="04A0" w:firstRow="1" w:lastRow="0" w:firstColumn="1" w:lastColumn="0" w:noHBand="0" w:noVBand="1"/>
       </w:tblPr>
       <w:tblGrid>
-        <w:gridCol w:w="546"/>
-        <w:gridCol w:w="1640"/>
-        <w:gridCol w:w="1675"/>
-        <w:gridCol w:w="1656"/>
+        <w:gridCol w:w="542"/>
+        <w:gridCol w:w="1637"/>
+        <w:gridCol w:w="1671"/>
+        <w:gridCol w:w="1651"/>
+        <w:gridCol w:w="1759"/>
         <w:gridCol w:w="1750"/>
-        <w:gridCol w:w="1743"/>
       </w:tblGrid>
       <w:tr>
         <w:trPr>
@@ -838,7 +904,17 @@
             <w:hideMark/>
           </w:tcPr>
           <w:p>
-            <w:r>
+            <w:pPr>
+              <w:rPr>
+                <w:b/>
+                <w:bCs/>
+              </w:rPr>
+            </w:pPr>
+            <w:r>
+              <w:rPr>
+                <w:b/>
+                <w:bCs/>
+              </w:rPr>
               <w:t>1</w:t>
             </w:r>
           </w:p>
@@ -862,7 +938,17 @@
             <w:hideMark/>
           </w:tcPr>
           <w:p>
-            <w:r>
+            <w:pPr>
+              <w:rPr>
+                <w:b/>
+                <w:bCs/>
+              </w:rPr>
+            </w:pPr>
+            <w:r>
+              <w:rPr>
+                <w:b/>
+                <w:bCs/>
+              </w:rPr>
               <w:t>{{NON_FUND_LIMIT_NATURE_1}}</w:t>
             </w:r>
           </w:p>
@@ -886,7 +972,17 @@
             <w:hideMark/>
           </w:tcPr>
           <w:p>
-            <w:r>
+            <w:pPr>
+              <w:rPr>
+                <w:b/>
+                <w:bCs/>
+              </w:rPr>
+            </w:pPr>
+            <w:r>
+              <w:rPr>
+                <w:b/>
+                <w:bCs/>
+              </w:rPr>
               <w:t>{{NON_FUND_LIMIT_AMOUNT_1}}</w:t>
             </w:r>
           </w:p>
@@ -910,7 +1006,17 @@
             <w:hideMark/>
           </w:tcPr>
           <w:p>
-            <w:r>
+            <w:pPr>
+              <w:rPr>
+                <w:b/>
+                <w:bCs/>
+              </w:rPr>
+            </w:pPr>
+            <w:r>
+              <w:rPr>
+                <w:b/>
+                <w:bCs/>
+              </w:rPr>
               <w:t>{{NON_FUND_OUTSTANDING_1}}</w:t>
             </w:r>
           </w:p>
@@ -934,7 +1040,17 @@
             <w:hideMark/>
           </w:tcPr>
           <w:p>
-            <w:r>
+            <w:pPr>
+              <w:rPr>
+                <w:b/>
+                <w:bCs/>
+              </w:rPr>
+            </w:pPr>
+            <w:r>
+              <w:rPr>
+                <w:b/>
+                <w:bCs/>
+              </w:rPr>
               <w:t>{{EXISTING_COMMISSION_RATE_1}}</w:t>
             </w:r>
           </w:p>
@@ -958,7 +1074,17 @@
             <w:hideMark/>
           </w:tcPr>
           <w:p>
-            <w:r>
+            <w:pPr>
+              <w:rPr>
+                <w:b/>
+                <w:bCs/>
+              </w:rPr>
+            </w:pPr>
+            <w:r>
+              <w:rPr>
+                <w:b/>
+                <w:bCs/>
+              </w:rPr>
               <w:t>{{REVISED_COMMISSION_RATE_1}}</w:t>
             </w:r>
           </w:p>
@@ -995,10 +1121,10 @@
         <w:tblLook w:val="04A0" w:firstRow="1" w:lastRow="0" w:firstColumn="1" w:lastColumn="0" w:noHBand="0" w:noVBand="1"/>
       </w:tblPr>
       <w:tblGrid>
-        <w:gridCol w:w="687"/>
-        <w:gridCol w:w="2791"/>
-        <w:gridCol w:w="3144"/>
-        <w:gridCol w:w="2388"/>
+        <w:gridCol w:w="677"/>
+        <w:gridCol w:w="2801"/>
+        <w:gridCol w:w="3140"/>
+        <w:gridCol w:w="2392"/>
       </w:tblGrid>
       <w:tr>
         <w:trPr>
@@ -1141,7 +1267,17 @@
             <w:hideMark/>
           </w:tcPr>
           <w:p>
-            <w:r>
+            <w:pPr>
+              <w:rPr>
+                <w:b/>
+                <w:bCs/>
+              </w:rPr>
+            </w:pPr>
+            <w:r>
+              <w:rPr>
+                <w:b/>
+                <w:bCs/>
+              </w:rPr>
               <w:t>1</w:t>
             </w:r>
           </w:p>
@@ -1165,7 +1301,17 @@
             <w:hideMark/>
           </w:tcPr>
           <w:p>
-            <w:r>
+            <w:pPr>
+              <w:rPr>
+                <w:b/>
+                <w:bCs/>
+              </w:rPr>
+            </w:pPr>
+            <w:r>
+              <w:rPr>
+                <w:b/>
+                <w:bCs/>
+              </w:rPr>
               <w:t>{{CREDIT_LIMIT_NATURE_1}}</w:t>
             </w:r>
           </w:p>
@@ -1189,7 +1335,17 @@
             <w:hideMark/>
           </w:tcPr>
           <w:p>
-            <w:r>
+            <w:pPr>
+              <w:rPr>
+                <w:b/>
+                <w:bCs/>
+              </w:rPr>
+            </w:pPr>
+            <w:r>
+              <w:rPr>
+                <w:b/>
+                <w:bCs/>
+              </w:rPr>
               <w:t>{{DOCUMENT_DESCRIPTION_1}}</w:t>
             </w:r>
           </w:p>
@@ -1213,7 +1369,17 @@
             <w:hideMark/>
           </w:tcPr>
           <w:p>
-            <w:r>
+            <w:pPr>
+              <w:rPr>
+                <w:b/>
+                <w:bCs/>
+              </w:rPr>
+            </w:pPr>
+            <w:r>
+              <w:rPr>
+                <w:b/>
+                <w:bCs/>
+              </w:rPr>
               <w:t>{{EXECUTION_DATE_1}}</w:t>
             </w:r>
           </w:p>
@@ -1242,9 +1408,9 @@
         <w:tblLook w:val="04A0" w:firstRow="1" w:lastRow="0" w:firstColumn="1" w:lastColumn="0" w:noHBand="0" w:noVBand="1"/>
       </w:tblPr>
       <w:tblGrid>
-        <w:gridCol w:w="764"/>
-        <w:gridCol w:w="3356"/>
-        <w:gridCol w:w="4890"/>
+        <w:gridCol w:w="742"/>
+        <w:gridCol w:w="3444"/>
+        <w:gridCol w:w="4824"/>
       </w:tblGrid>
       <w:tr>
         <w:trPr>
@@ -1359,7 +1525,17 @@
             <w:hideMark/>
           </w:tcPr>
           <w:p>
-            <w:r>
+            <w:pPr>
+              <w:rPr>
+                <w:b/>
+                <w:bCs/>
+              </w:rPr>
+            </w:pPr>
+            <w:r>
+              <w:rPr>
+                <w:b/>
+                <w:bCs/>
+              </w:rPr>
               <w:t>1</w:t>
             </w:r>
           </w:p>
@@ -1383,7 +1559,17 @@
             <w:hideMark/>
           </w:tcPr>
           <w:p>
-            <w:r>
+            <w:pPr>
+              <w:rPr>
+                <w:b/>
+                <w:bCs/>
+              </w:rPr>
+            </w:pPr>
+            <w:r>
+              <w:rPr>
+                <w:b/>
+                <w:bCs/>
+              </w:rPr>
               <w:t>{{CREDIT_LIMIT_NATURE_1}}</w:t>
             </w:r>
           </w:p>
@@ -1407,7 +1593,17 @@
             <w:hideMark/>
           </w:tcPr>
           <w:p>
-            <w:r>
+            <w:pPr>
+              <w:rPr>
+                <w:b/>
+                <w:bCs/>
+              </w:rPr>
+            </w:pPr>
+            <w:r>
+              <w:rPr>
+                <w:b/>
+                <w:bCs/>
+              </w:rPr>
               <w:t>{{SECURITY_INTEREST_DESCRIPTION_1}}</w:t>
             </w:r>
           </w:p>
@@ -1439,6 +1635,7 @@
     </w:p>
     <w:p>
       <w:r>
+        <w:lastRenderedPageBreak/>
         <w:t xml:space="preserve">I/We hereby declare that the details given under are true and correct and I/we solemnly affirm and state that I/We am/are duly authorized to enter into this agreement. </w:t>
       </w:r>
     </w:p>
@@ -1454,7 +1651,6 @@
           <w:b/>
           <w:bCs/>
         </w:rPr>
-        <w:lastRenderedPageBreak/>
         <w:t>BORROWER DETAILS</w:t>
       </w:r>
     </w:p>
@@ -1521,7 +1717,17 @@
             <w:hideMark/>
           </w:tcPr>
           <w:p>
-            <w:r>
+            <w:pPr>
+              <w:rPr>
+                <w:b/>
+                <w:bCs/>
+              </w:rPr>
+            </w:pPr>
+            <w:r>
+              <w:rPr>
+                <w:b/>
+                <w:bCs/>
+              </w:rPr>
               <w:t>{{BORROWER_NAME}}</w:t>
             </w:r>
           </w:p>
@@ -1574,7 +1780,17 @@
             <w:hideMark/>
           </w:tcPr>
           <w:p>
-            <w:r>
+            <w:pPr>
+              <w:rPr>
+                <w:b/>
+                <w:bCs/>
+              </w:rPr>
+            </w:pPr>
+            <w:r>
+              <w:rPr>
+                <w:b/>
+                <w:bCs/>
+              </w:rPr>
               <w:t>{{BORROWER_ADDRESS}}</w:t>
             </w:r>
           </w:p>
@@ -1627,7 +1843,17 @@
             <w:hideMark/>
           </w:tcPr>
           <w:p>
-            <w:r>
+            <w:pPr>
+              <w:rPr>
+                <w:b/>
+                <w:bCs/>
+              </w:rPr>
+            </w:pPr>
+            <w:r>
+              <w:rPr>
+                <w:b/>
+                <w:bCs/>
+              </w:rPr>
               <w:t>{{BORROWER_NAME}}</w:t>
             </w:r>
           </w:p>
@@ -1751,16 +1977,32 @@
     <w:p>
       <w:pPr>
         <w:jc w:val="right"/>
-      </w:pPr>
-      <w:r>
+        <w:rPr>
+          <w:b/>
+          <w:bCs/>
+        </w:rPr>
+      </w:pPr>
+      <w:r>
+        <w:rPr>
+          <w:b/>
+          <w:bCs/>
+        </w:rPr>
         <w:t>{{BORROWER_NAME}}</w:t>
       </w:r>
     </w:p>
     <w:p>
       <w:pPr>
         <w:jc w:val="right"/>
-      </w:pPr>
-      <w:r>
+        <w:rPr>
+          <w:b/>
+          <w:bCs/>
+        </w:rPr>
+      </w:pPr>
+      <w:r>
+        <w:rPr>
+          <w:b/>
+          <w:bCs/>
+        </w:rPr>
         <w:t>{{BORROWER_ADDRESS}})</w:t>
       </w:r>
     </w:p>
@@ -1776,7 +2018,7 @@
 </file>
 
 <file path=word/numbering.xml><?xml version="1.0" encoding="utf-8"?>
-<w:numbering xmlns:wpc="http://schemas.microsoft.com/office/word/2010/wordprocessingCanvas" xmlns:cx="http://schemas.microsoft.com/office/drawing/2014/chartex" xmlns:cx1="http://schemas.microsoft.com/office/drawing/2015/9/8/chartex" xmlns:cx2="http://schemas.microsoft.com/office/drawing/2015/10/21/chartex" xmlns:cx3="http://schemas.microsoft.com/office/drawing/2016/5/9/chartex" xmlns:cx4="http://schemas.microsoft.com/office/drawing/2016/5/10/chartex" xmlns:cx5="http://schemas.microsoft.com/office/drawing/2016/5/11/chartex" xmlns:cx6="http://schemas.microsoft.com/office/drawing/2016/5/12/chartex" xmlns:cx7="http://schemas.microsoft.com/office/drawing/2016/5/13/chartex" xmlns:cx8="http://schemas.microsoft.com/office/drawing/2016/5/14/chartex" xmlns:mc="http://schemas.openxmlformats.org/markup-compatibility/2006" xmlns:aink="http://schemas.microsoft.com/office/drawing/2016/ink" xmlns:am3d="http://schemas.microsoft.com/office/drawing/2017/model3d" xmlns:o="urn:schemas-microsoft-com:office:office" xmlns:oel="http://schemas.microsoft.com/office/2019/extlst" xmlns:r="http://schemas.openxmlformats.org/officeDocument/2006/relationships" xmlns:m="http://schemas.openxmlformats.org/officeDocument/2006/math" xmlns:v="urn:schemas-microsoft-com:vml" xmlns:wp14="http://schemas.microsoft.com/office/word/2010/wordprocessingDrawing" xmlns:wp="http://schemas.openxmlformats.org/drawingml/2006/wordprocessingDrawing" xmlns:w10="urn:schemas-microsoft-com:office:word" xmlns:w="http://schemas.openxmlformats.org/wordprocessingml/2006/main" xmlns:w14="http://schemas.microsoft.com/office/word/2010/wordml" xmlns:w15="http://schemas.microsoft.com/office/word/2012/wordml" xmlns:w16cei="http://schemas.microsoft.com/office/word/2026/wordml/cei" xmlns:w16cex="http://schemas.microsoft.com/office/word/2018/wordml/cex" xmlns:w16cid="http://schemas.microsoft.com/office/word/2016/wordml/cid" xmlns:w16="http://schemas.microsoft.com/office/word/2018/wordml" xmlns:w16du="http://schemas.microsoft.com/office/word/2023/wordml/word16du" xmlns:w16sdtdh="http://schemas.microsoft.com/office/word/2020/wordml/sdtdatahash" xmlns:w16sdtfl="http://schemas.microsoft.com/office/word/2024/wordml/sdtformatlock" xmlns:w16se="http://schemas.microsoft.com/office/word/2015/wordml/symex" xmlns:wpg="http://schemas.microsoft.com/office/word/2010/wordprocessingGroup" xmlns:wpi="http://schemas.microsoft.com/office/word/2010/wordprocessingInk" xmlns:wne="http://schemas.microsoft.com/office/word/2006/wordml" xmlns:wps="http://schemas.microsoft.com/office/word/2010/wordprocessingShape" mc:Ignorable="w14 w15 w16se w16cid w16 w16cex w16sdtdh w16sdtfl w16du wp14">
+<w:numbering xmlns:wpc="http://schemas.microsoft.com/office/word/2010/wordprocessingCanvas" xmlns:cx="http://schemas.microsoft.com/office/drawing/2014/chartex" xmlns:cx1="http://schemas.microsoft.com/office/drawing/2015/9/8/chartex" xmlns:cx2="http://schemas.microsoft.com/office/drawing/2015/10/21/chartex" xmlns:cx3="http://schemas.microsoft.com/office/drawing/2016/5/9/chartex" xmlns:cx4="http://schemas.microsoft.com/office/drawing/2016/5/10/chartex" xmlns:cx5="http://schemas.microsoft.com/office/drawing/2016/5/11/chartex" xmlns:cx6="http://schemas.microsoft.com/office/drawing/2016/5/12/chartex" xmlns:cx7="http://schemas.microsoft.com/office/drawing/2016/5/13/chartex" xmlns:cx8="http://schemas.microsoft.com/office/drawing/2016/5/14/chartex" xmlns:mc="http://schemas.openxmlformats.org/markup-compatibility/2006" xmlns:aink="http://schemas.microsoft.com/office/drawing/2016/ink" xmlns:am3d="http://schemas.microsoft.com/office/drawing/2017/model3d" xmlns:o="urn:schemas-microsoft-com:office:office" xmlns:oel="http://schemas.microsoft.com/office/2019/extlst" xmlns:r="http://schemas.openxmlformats.org/officeDocument/2006/relationships" xmlns:m="http://schemas.openxmlformats.org/officeDocument/2006/math" xmlns:v="urn:schemas-microsoft-com:vml" xmlns:wp14="http://schemas.microsoft.com/office/word/2010/wordprocessingDrawing" xmlns:wp="http://schemas.openxmlformats.org/drawingml/2006/wordprocessingDrawing" xmlns:w10="urn:schemas-microsoft-com:office:word" xmlns:w="http://schemas.openxmlformats.org/wordprocessingml/2006/main" xmlns:w14="http://schemas.microsoft.com/office/word/2010/wordml" xmlns:w15="http://schemas.microsoft.com/office/word/2012/wordml" xmlns:w16cex="http://schemas.microsoft.com/office/word/2018/wordml/cex" xmlns:w16cid="http://schemas.microsoft.com/office/word/2016/wordml/cid" xmlns:w16="http://schemas.microsoft.com/office/word/2018/wordml" xmlns:w16du="http://schemas.microsoft.com/office/word/2023/wordml/word16du" xmlns:w16sdtdh="http://schemas.microsoft.com/office/word/2020/wordml/sdtdatahash" xmlns:w16sdtfl="http://schemas.microsoft.com/office/word/2024/wordml/sdtformatlock" xmlns:w16se="http://schemas.microsoft.com/office/word/2015/wordml/symex" xmlns:wpg="http://schemas.microsoft.com/office/word/2010/wordprocessingGroup" xmlns:wpi="http://schemas.microsoft.com/office/word/2010/wordprocessingInk" xmlns:wne="http://schemas.microsoft.com/office/word/2006/wordml" xmlns:wps="http://schemas.microsoft.com/office/word/2010/wordprocessingShape" mc:Ignorable="w14 w15 w16se w16cid w16 w16cex w16sdtdh w16sdtfl w16du wp14">
   <w:abstractNum w:abstractNumId="0" w15:restartNumberingAfterBreak="0">
     <w:nsid w:val="35DD151C"/>
     <w:multiLevelType w:val="multilevel"/>
@@ -2499,6 +2741,7 @@
   <w:style w:type="character" w:default="1" w:styleId="DefaultParagraphFont">
     <w:name w:val="Default Paragraph Font"/>
     <w:uiPriority w:val="1"/>
+    <w:semiHidden/>
     <w:unhideWhenUsed/>
   </w:style>
   <w:style w:type="table" w:default="1" w:styleId="TableNormal">
